--- a/Week5/22679171_NguyenPhanMinhMan_Week05.docx
+++ b/Week5/22679171_NguyenPhanMinhMan_Week05.docx
@@ -1715,7 +1715,135 @@
         </w:drawing>
       </w:r>
     </w:p>
-    <w:p/>
+    <w:p>
+      <w:pPr>
+        <w:pStyle w:val="Heading2"/>
+        <w:rPr>
+          <w:rFonts w:ascii="Arial" w:hAnsi="Arial" w:cs="Arial"/>
+        </w:rPr>
+      </w:pPr>
+      <w:r>
+        <w:rPr>
+          <w:rFonts w:ascii="Arial" w:hAnsi="Arial" w:cs="Arial"/>
+        </w:rPr>
+        <w:t xml:space="preserve">Bài </w:t>
+      </w:r>
+      <w:r>
+        <w:rPr>
+          <w:rFonts w:ascii="Arial" w:hAnsi="Arial" w:cs="Arial"/>
+        </w:rPr>
+        <w:t>6</w:t>
+      </w:r>
+      <w:r>
+        <w:rPr>
+          <w:rFonts w:ascii="Arial" w:hAnsi="Arial" w:cs="Arial"/>
+        </w:rPr>
+        <w:t xml:space="preserve">: </w:t>
+      </w:r>
+      <w:r>
+        <w:rPr>
+          <w:rFonts w:ascii="Arial" w:hAnsi="Arial" w:cs="Arial"/>
+        </w:rPr>
+        <w:t xml:space="preserve">Kết nối </w:t>
+      </w:r>
+      <w:r>
+        <w:rPr>
+          <w:rFonts w:ascii="Arial" w:hAnsi="Arial" w:cs="Arial"/>
+        </w:rPr>
+        <w:t>WordPress</w:t>
+      </w:r>
+      <w:r>
+        <w:rPr>
+          <w:rFonts w:ascii="Arial" w:hAnsi="Arial" w:cs="Arial"/>
+        </w:rPr>
+        <w:t xml:space="preserve"> với </w:t>
+      </w:r>
+      <w:r>
+        <w:rPr>
+          <w:rFonts w:ascii="Arial" w:hAnsi="Arial" w:cs="Arial"/>
+        </w:rPr>
+        <w:t>MYSQL</w:t>
+      </w:r>
+    </w:p>
+    <w:p>
+      <w:r>
+        <w:drawing>
+          <wp:inline distT="0" distB="0" distL="0" distR="0" wp14:anchorId="204953F0" wp14:editId="456341F4">
+            <wp:extent cx="5943600" cy="885825"/>
+            <wp:effectExtent l="0" t="0" r="0" b="9525"/>
+            <wp:docPr id="1418582805" name="Picture 1"/>
+            <wp:cNvGraphicFramePr>
+              <a:graphicFrameLocks xmlns:a="http://schemas.openxmlformats.org/drawingml/2006/main" noChangeAspect="1"/>
+            </wp:cNvGraphicFramePr>
+            <a:graphic xmlns:a="http://schemas.openxmlformats.org/drawingml/2006/main">
+              <a:graphicData uri="http://schemas.openxmlformats.org/drawingml/2006/picture">
+                <pic:pic xmlns:pic="http://schemas.openxmlformats.org/drawingml/2006/picture">
+                  <pic:nvPicPr>
+                    <pic:cNvPr id="1418582805" name=""/>
+                    <pic:cNvPicPr/>
+                  </pic:nvPicPr>
+                  <pic:blipFill>
+                    <a:blip r:embed="rId37"/>
+                    <a:stretch>
+                      <a:fillRect/>
+                    </a:stretch>
+                  </pic:blipFill>
+                  <pic:spPr>
+                    <a:xfrm>
+                      <a:off x="0" y="0"/>
+                      <a:ext cx="5943600" cy="885825"/>
+                    </a:xfrm>
+                    <a:prstGeom prst="rect">
+                      <a:avLst/>
+                    </a:prstGeom>
+                  </pic:spPr>
+                </pic:pic>
+              </a:graphicData>
+            </a:graphic>
+          </wp:inline>
+        </w:drawing>
+      </w:r>
+    </w:p>
+    <w:p>
+      <w:r>
+        <w:lastRenderedPageBreak/>
+        <w:drawing>
+          <wp:inline distT="0" distB="0" distL="0" distR="0" wp14:anchorId="1F9064B7" wp14:editId="66888359">
+            <wp:extent cx="5943600" cy="3342005"/>
+            <wp:effectExtent l="0" t="0" r="0" b="0"/>
+            <wp:docPr id="1120031042" name="Picture 1"/>
+            <wp:cNvGraphicFramePr>
+              <a:graphicFrameLocks xmlns:a="http://schemas.openxmlformats.org/drawingml/2006/main" noChangeAspect="1"/>
+            </wp:cNvGraphicFramePr>
+            <a:graphic xmlns:a="http://schemas.openxmlformats.org/drawingml/2006/main">
+              <a:graphicData uri="http://schemas.openxmlformats.org/drawingml/2006/picture">
+                <pic:pic xmlns:pic="http://schemas.openxmlformats.org/drawingml/2006/picture">
+                  <pic:nvPicPr>
+                    <pic:cNvPr id="1120031042" name=""/>
+                    <pic:cNvPicPr/>
+                  </pic:nvPicPr>
+                  <pic:blipFill>
+                    <a:blip r:embed="rId38"/>
+                    <a:stretch>
+                      <a:fillRect/>
+                    </a:stretch>
+                  </pic:blipFill>
+                  <pic:spPr>
+                    <a:xfrm>
+                      <a:off x="0" y="0"/>
+                      <a:ext cx="5943600" cy="3342005"/>
+                    </a:xfrm>
+                    <a:prstGeom prst="rect">
+                      <a:avLst/>
+                    </a:prstGeom>
+                  </pic:spPr>
+                </pic:pic>
+              </a:graphicData>
+            </a:graphic>
+          </wp:inline>
+        </w:drawing>
+      </w:r>
+    </w:p>
     <w:p/>
     <w:sectPr>
       <w:pgSz w:w="12240" w:h="15840"/>
